--- a/docs/Data_Dungeon_Chapter_2_Instructor_Guide.docx
+++ b/docs/Data_Dungeon_Chapter_2_Instructor_Guide.docx
@@ -96,7 +96,7 @@
         <w:rPr>
           <w:sz w:val="18"/>
         </w:rPr>
-        <w:t>ChatGPT assisted with drafting, instructional design, and code. Decorative artwork was generated with OpenAI image generation. Format reference: Michael Penta’s supplied Python companion chapter. Publication licensing remains to be finalized.</w:t>
+        <w:t>AI-created, human-prompted, human-edited, and human-verified using ChatGPT (OpenAI). Artwork: OpenAI image generation. Original contributions: CC0 1.0. See Publication License and AI Disclosure at the end.</w:t>
       </w:r>
     </w:p>
     <w:p>
@@ -3628,6 +3628,73 @@
     <w:p>
       <w:r>
         <w:t>Verification also checks protected files and Word starter listings. Together, the solution and checks demonstrate a permitted completion path. Student timing and live AI output still need classroom observation. Every AI task has a concrete verification method and an access alternative.</w:t>
+      </w:r>
+    </w:p>
+    <w:p>
+      <w:r>
+        <w:br w:type="page"/>
+      </w:r>
+    </w:p>
+    <w:p>
+      <w:pPr>
+        <w:pStyle w:val="Heading1"/>
+      </w:pPr>
+      <w:r>
+        <w:t>Publication License and AI Disclosure</w:t>
+      </w:r>
+    </w:p>
+    <w:p>
+      <w:pPr>
+        <w:pStyle w:val="Heading2"/>
+      </w:pPr>
+      <w:r>
+        <w:t>Open Reuse</w:t>
+      </w:r>
+    </w:p>
+    <w:p>
+      <w:r>
+        <w:t>To the extent the project rights holders own copyright or related rights, they dedicate the original contributions to Data Dungeon: The Linked Labyrinth to the public domain under CC0 1.0 Universal. This includes original teaching materials, Java code, verification code, and project artwork. You may copy, modify, redistribute, and use these contributions commercially. Attribution is appreciated but is not required for these CC0 contributions.</w:t>
+      </w:r>
+    </w:p>
+    <w:p>
+      <w:r>
+        <w:t>CC0 1.0 Universal: https://creativecommons.org/publicdomain/zero/1.0/</w:t>
+      </w:r>
+    </w:p>
+    <w:p>
+      <w:pPr>
+        <w:pStyle w:val="Heading2"/>
+      </w:pPr>
+      <w:r>
+        <w:t>Source Attribution and Exceptions</w:t>
+      </w:r>
+    </w:p>
+    <w:p>
+      <w:r>
+        <w:t>Pat Morin, Open Data Structures, Java edition: https://opendatastructures.org/ods-java/. The textbook and its accompanying source code are released under Creative Commons Attribution 2.5 Canada: https://creativecommons.org/licenses/by/2.5/ca/. Any reproduced or adapted Morin material retains that license and attribution requirement; this project’s CC0 dedication does not waive his rights. The companion adds a dungeon setting, focused workshops, renamed and simplified implementations, tests, instructor guidance, and AI learning activities. No endorsement by Pat Morin is implied.</w:t>
+      </w:r>
+    </w:p>
+    <w:p>
+      <w:r>
+        <w:t>Format inspiration: Michael Penta, Companion Materials for OpenStax: Introduction to Python Programming, Chapter 5 (2025), supplied under CC0 1.0. Other third-party material retains its applicable terms. CC0 applies only to rights held by the project rights holders and does not assert that AI-generated material is copyrightable.</w:t>
+      </w:r>
+    </w:p>
+    <w:p>
+      <w:pPr>
+        <w:pStyle w:val="Heading2"/>
+      </w:pPr>
+      <w:r>
+        <w:t>AI Disclosure</w:t>
+      </w:r>
+    </w:p>
+    <w:p>
+      <w:r>
+        <w:t>This work was AI-created, human-prompted, human-edited, and human-verified. Text, instructional activities, and code were generated using ChatGPT (OpenAI). Decorative artwork was generated using OpenAI image generation.</w:t>
+      </w:r>
+    </w:p>
+    <w:p>
+      <w:r>
+        <w:t>AI tool citation: OpenAI. (2026). ChatGPT [large language model]. https://chatgpt.com/. Exact model-version identifiers were not recorded. Human prompting, editing, and verification do not imply that the work is error-free or that classroom trials have been completed.</w:t>
       </w:r>
     </w:p>
     <w:sectPr>

--- a/docs/Data_Dungeon_Chapter_2_Instructor_Guide.docx
+++ b/docs/Data_Dungeon_Chapter_2_Instructor_Guide.docx
@@ -88,7 +88,7 @@
     </w:p>
     <w:p>
       <w:r>
-        <w:t>Students predict before using AI and before running the completed implementation. Ask them to preserve the original prediction; a corrected trace should explain the change. The AI evidence is short and tied to one concrete operation. The supplied alternatives receive equal credit.</w:t>
+        <w:t>Students predict before using AI and before running the completed implementation. Ask them to preserve the original prediction; a corrected trace should explain the change. The AI evidence is short and tied to one concrete operation. The supplied alternatives address the same learning goals.</w:t>
       </w:r>
     </w:p>
     <w:p>
@@ -2786,9 +2786,8 @@
         <w:tblLook w:firstColumn="1" w:firstRow="1" w:lastColumn="0" w:lastRow="0" w:noHBand="0" w:noVBand="1" w:val="04A0"/>
       </w:tblPr>
       <w:tblGrid>
-        <w:gridCol w:w="2880"/>
-        <w:gridCol w:w="864"/>
-        <w:gridCol w:w="4896"/>
+        <w:gridCol w:w="2376"/>
+        <w:gridCol w:w="5832"/>
       </w:tblGrid>
       <w:tr>
         <w:trPr>
@@ -2796,7 +2795,7 @@
         </w:trPr>
         <w:tc>
           <w:tcPr>
-            <w:tcW w:type="dxa" w:w="2880"/>
+            <w:tcW w:type="dxa" w:w="2376"/>
             <w:shd w:fill="E7E6E6"/>
             <w:vAlign w:val="center"/>
             <w:tcBorders>
@@ -2827,38 +2826,7 @@
         </w:tc>
         <w:tc>
           <w:tcPr>
-            <w:tcW w:type="dxa" w:w="864"/>
-            <w:shd w:fill="E7E6E6"/>
-            <w:vAlign w:val="center"/>
-            <w:tcBorders>
-              <w:top w:val="single" w:sz="4" w:color="D9D9D9"/>
-              <w:left w:val="single" w:sz="4" w:color="D9D9D9"/>
-              <w:bottom w:val="single" w:sz="4" w:color="D9D9D9"/>
-              <w:right w:val="single" w:sz="4" w:color="D9D9D9"/>
-            </w:tcBorders>
-            <w:tcMar>
-              <w:top w:w="80" w:type="dxa"/>
-              <w:left w:w="80" w:type="dxa"/>
-              <w:bottom w:w="80" w:type="dxa"/>
-              <w:right w:w="80" w:type="dxa"/>
-            </w:tcMar>
-          </w:tcPr>
-          <w:p>
-            <w:pPr>
-              <w:spacing w:after="40" w:before="40"/>
-            </w:pPr>
-            <w:r>
-              <w:rPr>
-                <w:b/>
-                <w:sz w:val="20"/>
-              </w:rPr>
-              <w:t>Points</w:t>
-            </w:r>
-          </w:p>
-        </w:tc>
-        <w:tc>
-          <w:tcPr>
-            <w:tcW w:type="dxa" w:w="4896"/>
+            <w:tcW w:type="dxa" w:w="5832"/>
             <w:shd w:fill="E7E6E6"/>
             <w:vAlign w:val="center"/>
             <w:tcBorders>
@@ -2891,7 +2859,7 @@
       <w:tr>
         <w:tc>
           <w:tcPr>
-            <w:tcW w:type="dxa" w:w="2880"/>
+            <w:tcW w:type="dxa" w:w="2376"/>
             <w:vAlign w:val="center"/>
             <w:tcBorders>
               <w:top w:val="single" w:sz="4" w:color="D9D9D9"/>
@@ -2920,36 +2888,7 @@
         </w:tc>
         <w:tc>
           <w:tcPr>
-            <w:tcW w:type="dxa" w:w="864"/>
-            <w:vAlign w:val="center"/>
-            <w:tcBorders>
-              <w:top w:val="single" w:sz="4" w:color="D9D9D9"/>
-              <w:left w:val="single" w:sz="4" w:color="D9D9D9"/>
-              <w:bottom w:val="single" w:sz="4" w:color="D9D9D9"/>
-              <w:right w:val="single" w:sz="4" w:color="D9D9D9"/>
-            </w:tcBorders>
-            <w:tcMar>
-              <w:top w:w="80" w:type="dxa"/>
-              <w:left w:w="80" w:type="dxa"/>
-              <w:bottom w:w="80" w:type="dxa"/>
-              <w:right w:w="80" w:type="dxa"/>
-            </w:tcMar>
-          </w:tcPr>
-          <w:p>
-            <w:pPr>
-              <w:spacing w:after="40" w:before="40"/>
-            </w:pPr>
-            <w:r>
-              <w:rPr>
-                <w:sz w:val="20"/>
-              </w:rPr>
-              <w:t>40</w:t>
-            </w:r>
-          </w:p>
-        </w:tc>
-        <w:tc>
-          <w:tcPr>
-            <w:tcW w:type="dxa" w:w="4896"/>
+            <w:tcW w:type="dxa" w:w="5832"/>
             <w:vAlign w:val="center"/>
             <w:tcBorders>
               <w:top w:val="single" w:sz="4" w:color="D9D9D9"/>
@@ -2980,7 +2919,7 @@
       <w:tr>
         <w:tc>
           <w:tcPr>
-            <w:tcW w:type="dxa" w:w="2880"/>
+            <w:tcW w:type="dxa" w:w="2376"/>
             <w:vAlign w:val="center"/>
             <w:tcBorders>
               <w:top w:val="single" w:sz="4" w:color="D9D9D9"/>
@@ -3009,36 +2948,7 @@
         </w:tc>
         <w:tc>
           <w:tcPr>
-            <w:tcW w:type="dxa" w:w="864"/>
-            <w:vAlign w:val="center"/>
-            <w:tcBorders>
-              <w:top w:val="single" w:sz="4" w:color="D9D9D9"/>
-              <w:left w:val="single" w:sz="4" w:color="D9D9D9"/>
-              <w:bottom w:val="single" w:sz="4" w:color="D9D9D9"/>
-              <w:right w:val="single" w:sz="4" w:color="D9D9D9"/>
-            </w:tcBorders>
-            <w:tcMar>
-              <w:top w:w="80" w:type="dxa"/>
-              <w:left w:w="80" w:type="dxa"/>
-              <w:bottom w:w="80" w:type="dxa"/>
-              <w:right w:w="80" w:type="dxa"/>
-            </w:tcMar>
-          </w:tcPr>
-          <w:p>
-            <w:pPr>
-              <w:spacing w:after="40" w:before="40"/>
-            </w:pPr>
-            <w:r>
-              <w:rPr>
-                <w:sz w:val="20"/>
-              </w:rPr>
-              <w:t>25</w:t>
-            </w:r>
-          </w:p>
-        </w:tc>
-        <w:tc>
-          <w:tcPr>
-            <w:tcW w:type="dxa" w:w="4896"/>
+            <w:tcW w:type="dxa" w:w="5832"/>
             <w:vAlign w:val="center"/>
             <w:tcBorders>
               <w:top w:val="single" w:sz="4" w:color="D9D9D9"/>
@@ -3069,7 +2979,7 @@
       <w:tr>
         <w:tc>
           <w:tcPr>
-            <w:tcW w:type="dxa" w:w="2880"/>
+            <w:tcW w:type="dxa" w:w="2376"/>
             <w:vAlign w:val="center"/>
             <w:tcBorders>
               <w:top w:val="single" w:sz="4" w:color="D9D9D9"/>
@@ -3098,36 +3008,7 @@
         </w:tc>
         <w:tc>
           <w:tcPr>
-            <w:tcW w:type="dxa" w:w="864"/>
-            <w:vAlign w:val="center"/>
-            <w:tcBorders>
-              <w:top w:val="single" w:sz="4" w:color="D9D9D9"/>
-              <w:left w:val="single" w:sz="4" w:color="D9D9D9"/>
-              <w:bottom w:val="single" w:sz="4" w:color="D9D9D9"/>
-              <w:right w:val="single" w:sz="4" w:color="D9D9D9"/>
-            </w:tcBorders>
-            <w:tcMar>
-              <w:top w:w="80" w:type="dxa"/>
-              <w:left w:w="80" w:type="dxa"/>
-              <w:bottom w:w="80" w:type="dxa"/>
-              <w:right w:w="80" w:type="dxa"/>
-            </w:tcMar>
-          </w:tcPr>
-          <w:p>
-            <w:pPr>
-              <w:spacing w:after="40" w:before="40"/>
-            </w:pPr>
-            <w:r>
-              <w:rPr>
-                <w:sz w:val="20"/>
-              </w:rPr>
-              <w:t>20</w:t>
-            </w:r>
-          </w:p>
-        </w:tc>
-        <w:tc>
-          <w:tcPr>
-            <w:tcW w:type="dxa" w:w="4896"/>
+            <w:tcW w:type="dxa" w:w="5832"/>
             <w:vAlign w:val="center"/>
             <w:tcBorders>
               <w:top w:val="single" w:sz="4" w:color="D9D9D9"/>
@@ -3158,7 +3039,7 @@
       <w:tr>
         <w:tc>
           <w:tcPr>
-            <w:tcW w:type="dxa" w:w="2880"/>
+            <w:tcW w:type="dxa" w:w="2376"/>
             <w:vAlign w:val="center"/>
             <w:tcBorders>
               <w:top w:val="single" w:sz="4" w:color="D9D9D9"/>
@@ -3187,36 +3068,7 @@
         </w:tc>
         <w:tc>
           <w:tcPr>
-            <w:tcW w:type="dxa" w:w="864"/>
-            <w:vAlign w:val="center"/>
-            <w:tcBorders>
-              <w:top w:val="single" w:sz="4" w:color="D9D9D9"/>
-              <w:left w:val="single" w:sz="4" w:color="D9D9D9"/>
-              <w:bottom w:val="single" w:sz="4" w:color="D9D9D9"/>
-              <w:right w:val="single" w:sz="4" w:color="D9D9D9"/>
-            </w:tcBorders>
-            <w:tcMar>
-              <w:top w:w="80" w:type="dxa"/>
-              <w:left w:w="80" w:type="dxa"/>
-              <w:bottom w:w="80" w:type="dxa"/>
-              <w:right w:w="80" w:type="dxa"/>
-            </w:tcMar>
-          </w:tcPr>
-          <w:p>
-            <w:pPr>
-              <w:spacing w:after="40" w:before="40"/>
-            </w:pPr>
-            <w:r>
-              <w:rPr>
-                <w:sz w:val="20"/>
-              </w:rPr>
-              <w:t>15</w:t>
-            </w:r>
-          </w:p>
-        </w:tc>
-        <w:tc>
-          <w:tcPr>
-            <w:tcW w:type="dxa" w:w="4896"/>
+            <w:tcW w:type="dxa" w:w="5832"/>
             <w:vAlign w:val="center"/>
             <w:tcBorders>
               <w:top w:val="single" w:sz="4" w:color="D9D9D9"/>
@@ -3247,7 +3099,7 @@
       <w:tr>
         <w:tc>
           <w:tcPr>
-            <w:tcW w:type="dxa" w:w="2880"/>
+            <w:tcW w:type="dxa" w:w="2376"/>
             <w:vAlign w:val="center"/>
             <w:tcBorders>
               <w:top w:val="single" w:sz="4" w:color="D9D9D9"/>
@@ -3276,36 +3128,7 @@
         </w:tc>
         <w:tc>
           <w:tcPr>
-            <w:tcW w:type="dxa" w:w="864"/>
-            <w:vAlign w:val="center"/>
-            <w:tcBorders>
-              <w:top w:val="single" w:sz="4" w:color="D9D9D9"/>
-              <w:left w:val="single" w:sz="4" w:color="D9D9D9"/>
-              <w:bottom w:val="single" w:sz="4" w:color="D9D9D9"/>
-              <w:right w:val="single" w:sz="4" w:color="D9D9D9"/>
-            </w:tcBorders>
-            <w:tcMar>
-              <w:top w:w="80" w:type="dxa"/>
-              <w:left w:w="80" w:type="dxa"/>
-              <w:bottom w:w="80" w:type="dxa"/>
-              <w:right w:w="80" w:type="dxa"/>
-            </w:tcMar>
-          </w:tcPr>
-          <w:p>
-            <w:pPr>
-              <w:spacing w:after="40" w:before="40"/>
-            </w:pPr>
-            <w:r>
-              <w:rPr>
-                <w:sz w:val="20"/>
-              </w:rPr>
-              <w:t>20</w:t>
-            </w:r>
-          </w:p>
-        </w:tc>
-        <w:tc>
-          <w:tcPr>
-            <w:tcW w:type="dxa" w:w="4896"/>
+            <w:tcW w:type="dxa" w:w="5832"/>
             <w:vAlign w:val="center"/>
             <w:tcBorders>
               <w:top w:val="single" w:sz="4" w:color="D9D9D9"/>
@@ -3336,7 +3159,7 @@
       <w:tr>
         <w:tc>
           <w:tcPr>
-            <w:tcW w:type="dxa" w:w="2880"/>
+            <w:tcW w:type="dxa" w:w="2376"/>
             <w:vAlign w:val="center"/>
             <w:tcBorders>
               <w:top w:val="single" w:sz="4" w:color="D9D9D9"/>
@@ -3365,36 +3188,7 @@
         </w:tc>
         <w:tc>
           <w:tcPr>
-            <w:tcW w:type="dxa" w:w="864"/>
-            <w:vAlign w:val="center"/>
-            <w:tcBorders>
-              <w:top w:val="single" w:sz="4" w:color="D9D9D9"/>
-              <w:left w:val="single" w:sz="4" w:color="D9D9D9"/>
-              <w:bottom w:val="single" w:sz="4" w:color="D9D9D9"/>
-              <w:right w:val="single" w:sz="4" w:color="D9D9D9"/>
-            </w:tcBorders>
-            <w:tcMar>
-              <w:top w:w="80" w:type="dxa"/>
-              <w:left w:w="80" w:type="dxa"/>
-              <w:bottom w:w="80" w:type="dxa"/>
-              <w:right w:w="80" w:type="dxa"/>
-            </w:tcMar>
-          </w:tcPr>
-          <w:p>
-            <w:pPr>
-              <w:spacing w:after="40" w:before="40"/>
-            </w:pPr>
-            <w:r>
-              <w:rPr>
-                <w:sz w:val="20"/>
-              </w:rPr>
-              <w:t>10</w:t>
-            </w:r>
-          </w:p>
-        </w:tc>
-        <w:tc>
-          <w:tcPr>
-            <w:tcW w:type="dxa" w:w="4896"/>
+            <w:tcW w:type="dxa" w:w="5832"/>
             <w:vAlign w:val="center"/>
             <w:tcBorders>
               <w:top w:val="single" w:sz="4" w:color="D9D9D9"/>
@@ -3425,7 +3219,7 @@
       <w:tr>
         <w:tc>
           <w:tcPr>
-            <w:tcW w:type="dxa" w:w="2880"/>
+            <w:tcW w:type="dxa" w:w="2376"/>
             <w:vAlign w:val="center"/>
             <w:tcBorders>
               <w:top w:val="single" w:sz="4" w:color="D9D9D9"/>
@@ -3454,36 +3248,7 @@
         </w:tc>
         <w:tc>
           <w:tcPr>
-            <w:tcW w:type="dxa" w:w="864"/>
-            <w:vAlign w:val="center"/>
-            <w:tcBorders>
-              <w:top w:val="single" w:sz="4" w:color="D9D9D9"/>
-              <w:left w:val="single" w:sz="4" w:color="D9D9D9"/>
-              <w:bottom w:val="single" w:sz="4" w:color="D9D9D9"/>
-              <w:right w:val="single" w:sz="4" w:color="D9D9D9"/>
-            </w:tcBorders>
-            <w:tcMar>
-              <w:top w:w="80" w:type="dxa"/>
-              <w:left w:w="80" w:type="dxa"/>
-              <w:bottom w:w="80" w:type="dxa"/>
-              <w:right w:w="80" w:type="dxa"/>
-            </w:tcMar>
-          </w:tcPr>
-          <w:p>
-            <w:pPr>
-              <w:spacing w:after="40" w:before="40"/>
-            </w:pPr>
-            <w:r>
-              <w:rPr>
-                <w:sz w:val="20"/>
-              </w:rPr>
-              <w:t>10</w:t>
-            </w:r>
-          </w:p>
-        </w:tc>
-        <w:tc>
-          <w:tcPr>
-            <w:tcW w:type="dxa" w:w="4896"/>
+            <w:tcW w:type="dxa" w:w="5832"/>
             <w:vAlign w:val="center"/>
             <w:tcBorders>
               <w:top w:val="single" w:sz="4" w:color="D9D9D9"/>
@@ -3514,7 +3279,7 @@
       <w:tr>
         <w:tc>
           <w:tcPr>
-            <w:tcW w:type="dxa" w:w="2880"/>
+            <w:tcW w:type="dxa" w:w="2376"/>
             <w:vAlign w:val="center"/>
             <w:tcBorders>
               <w:top w:val="single" w:sz="4" w:color="D9D9D9"/>
@@ -3543,36 +3308,7 @@
         </w:tc>
         <w:tc>
           <w:tcPr>
-            <w:tcW w:type="dxa" w:w="864"/>
-            <w:vAlign w:val="center"/>
-            <w:tcBorders>
-              <w:top w:val="single" w:sz="4" w:color="D9D9D9"/>
-              <w:left w:val="single" w:sz="4" w:color="D9D9D9"/>
-              <w:bottom w:val="single" w:sz="4" w:color="D9D9D9"/>
-              <w:right w:val="single" w:sz="4" w:color="D9D9D9"/>
-            </w:tcBorders>
-            <w:tcMar>
-              <w:top w:w="80" w:type="dxa"/>
-              <w:left w:w="80" w:type="dxa"/>
-              <w:bottom w:w="80" w:type="dxa"/>
-              <w:right w:w="80" w:type="dxa"/>
-            </w:tcMar>
-          </w:tcPr>
-          <w:p>
-            <w:pPr>
-              <w:spacing w:after="40" w:before="40"/>
-            </w:pPr>
-            <w:r>
-              <w:rPr>
-                <w:sz w:val="20"/>
-              </w:rPr>
-              <w:t>10</w:t>
-            </w:r>
-          </w:p>
-        </w:tc>
-        <w:tc>
-          <w:tcPr>
-            <w:tcW w:type="dxa" w:w="4896"/>
+            <w:tcW w:type="dxa" w:w="5832"/>
             <w:vAlign w:val="center"/>
             <w:tcBorders>
               <w:top w:val="single" w:sz="4" w:color="D9D9D9"/>
@@ -3604,7 +3340,7 @@
     <w:p/>
     <w:p>
       <w:r>
-        <w:t>These are suggested independent totals: 100 points for inventory and 50 for the workshop. Scale them to the course. Assess the reasoning shown, not animation polish or the student’s access to a particular AI tool.</w:t>
+        <w:t>Use these criteria to guide feedback on reasoning and implementation. Animation polish and access to a particular AI tool do not establish understanding.</w:t>
       </w:r>
     </w:p>
     <w:p>

--- a/docs/Data_Dungeon_Chapter_2_Instructor_Guide.docx
+++ b/docs/Data_Dungeon_Chapter_2_Instructor_Guide.docx
@@ -1186,7 +1186,7 @@
     </w:p>
     <w:p>
       <w:r>
-        <w:t>Indexed get and append with spare capacity are O(1). A growth append is O(n), and a missing identifier search is O(n). Removal by identifier has O(n) worst-case search plus O(n) worst-case shifting, so the total remains O(n). Even removing the last item by identifier may require a full search.</w:t>
+        <w:t>Indexed get and append with spare capacity are O(1). A growth append is O(n), and a missing identifier search is O(n). Removal by identifier has O(n) worst-case search plus O(n) worst-case shifting, so the total remains O(n). Even removing the last item by identifier may require a full search. These identifier-search bounds assume bounded identifier lengths; string comparisons add work when lengths vary.</w:t>
       </w:r>
     </w:p>
     <w:p>
@@ -3407,7 +3407,7 @@
     </w:p>
     <w:p>
       <w:r>
-        <w:t>Pat Morin, Open Data Structures, Java edition: https://opendatastructures.org/ods-java/. The textbook and its accompanying source code are released under Creative Commons Attribution 2.5 Canada: https://creativecommons.org/licenses/by/2.5/ca/. Any reproduced or adapted Morin material retains that license and attribution requirement; this project’s CC0 dedication does not waive his rights. The companion adds a dungeon setting, focused workshops, renamed and simplified implementations, tests, instructor guidance, and AI learning activities. No endorsement by Pat Morin is implied.</w:t>
+        <w:t>Pat Morin, Open Data Structures (Java edition 0.1G): https://opendatastructures.org/ods-java/. The textbook and source code are licensed under CC BY 2.5 Canada: https://creativecommons.org/licenses/by/2.5/ca/. This companion adapts selected topics for dungeon workshops with renamed and simplified structures, new contracts, tests, and AI learning activities. Morin material retains its license, attribution, copyright notices, and warranty disclaimers; CC0 covers only original project contributions. Keep this credit and the license link with redistributed adaptations, including extracted code. No endorsement by Pat Morin is implied.</w:t>
       </w:r>
     </w:p>
     <w:p>
